--- a/Zerde_Ulttyq_oiyndar/Etika_paragy.docx
+++ b/Zerde_Ulttyq_oiyndar/Etika_paragy.docx
@@ -649,7 +649,7 @@
                 <w:sz w:val="22"/>
                 <w:szCs w:val="22"/>
               </w:rPr>
-              <w:t xml:space="preserve">Есімдер жазылмады, әр қатысушыға код берілді; сауалнама деректері ЖИ-ге енгізілмеді</w:t>
+              <w:t xml:space="preserve">Есім мен электрондық пошта сұралмады, әр қатысушыға код берілді; ЖИ құралына тек есімсіз жауаптар кестесі берілді, дербес деректер енгізілмеді</w:t>
             </w:r>
           </w:p>
         </w:tc>
